--- a/docs/portfolio details page.docx
+++ b/docs/portfolio details page.docx
@@ -225,7 +225,7 @@
           <w:noProof/>
           <w:kern w:val="0"/>
         </w:rPr>
-        <w:pict w14:anchorId="2AA14424">
+        <w:pict w14:anchorId="5E4795DB">
           <v:rect id="_x0000_i1029" alt="" style="width:468pt;height:.05pt;mso-width-percent:0;mso-height-percent:0;mso-width-percent:0;mso-height-percent:0" o:hralign="center" o:hrstd="t" o:hr="t" fillcolor="#a0a0a0" stroked="f"/>
         </w:pict>
       </w:r>
@@ -466,7 +466,7 @@
           <w:noProof/>
           <w:kern w:val="0"/>
         </w:rPr>
-        <w:pict w14:anchorId="473D610F">
+        <w:pict w14:anchorId="25C0A8BB">
           <v:rect id="_x0000_i1028" alt="" style="width:468pt;height:.05pt;mso-width-percent:0;mso-height-percent:0;mso-width-percent:0;mso-height-percent:0" o:hralign="center" o:hrstd="t" o:hr="t" fillcolor="#a0a0a0" stroked="f"/>
         </w:pict>
       </w:r>
@@ -694,7 +694,7 @@
           <w:noProof/>
           <w:kern w:val="0"/>
         </w:rPr>
-        <w:pict w14:anchorId="6128731A">
+        <w:pict w14:anchorId="6BF6B8FD">
           <v:rect id="_x0000_i1027" alt="" style="width:468pt;height:.05pt;mso-width-percent:0;mso-height-percent:0;mso-width-percent:0;mso-height-percent:0" o:hralign="center" o:hrstd="t" o:hr="t" fillcolor="#a0a0a0" stroked="f"/>
         </w:pict>
       </w:r>
@@ -922,7 +922,7 @@
           <w:noProof/>
           <w:kern w:val="0"/>
         </w:rPr>
-        <w:pict w14:anchorId="4D9BA72C">
+        <w:pict w14:anchorId="2DB98CDE">
           <v:rect id="_x0000_i1026" alt="" style="width:468pt;height:.05pt;mso-width-percent:0;mso-height-percent:0;mso-width-percent:0;mso-height-percent:0" o:hralign="center" o:hrstd="t" o:hr="t" fillcolor="#a0a0a0" stroked="f"/>
         </w:pict>
       </w:r>
@@ -1199,10 +1199,326 @@
           <w:noProof/>
           <w:kern w:val="0"/>
         </w:rPr>
-        <w:pict w14:anchorId="4642D6A3">
+        <w:pict w14:anchorId="1D82E761">
           <v:rect id="_x0000_i1025" alt="" style="width:468pt;height:.05pt;mso-width-percent:0;mso-height-percent:0;mso-width-percent:0;mso-height-percent:0" o:hralign="center" o:hrstd="t" o:hr="t" fillcolor="#a0a0a0" stroked="f"/>
         </w:pict>
       </w:r>
+    </w:p>
+    <w:p/>
+    <w:p/>
+    <w:p>
+      <w:pPr>
+        <w:pStyle w:val="NormalWeb"/>
+      </w:pPr>
+      <w:r>
+        <w:rPr>
+          <w:rFonts w:hAnsi="Symbol"/>
+        </w:rPr>
+        <w:t></w:t>
+      </w:r>
+      <w:r>
+        <w:t xml:space="preserve">  template systems</w:t>
+      </w:r>
+    </w:p>
+    <w:p>
+      <w:pPr>
+        <w:pStyle w:val="NormalWeb"/>
+      </w:pPr>
+      <w:r>
+        <w:rPr>
+          <w:rFonts w:hAnsi="Symbol"/>
+        </w:rPr>
+        <w:t></w:t>
+      </w:r>
+      <w:r>
+        <w:t xml:space="preserve">  marketing production</w:t>
+      </w:r>
+    </w:p>
+    <w:p>
+      <w:pPr>
+        <w:pStyle w:val="NormalWeb"/>
+      </w:pPr>
+      <w:r>
+        <w:rPr>
+          <w:rFonts w:hAnsi="Symbol"/>
+        </w:rPr>
+        <w:t></w:t>
+      </w:r>
+      <w:r>
+        <w:t xml:space="preserve">  fast iteration</w:t>
+      </w:r>
+    </w:p>
+    <w:p>
+      <w:pPr>
+        <w:pStyle w:val="NormalWeb"/>
+      </w:pPr>
+    </w:p>
+    <w:p>
+      <w:pPr>
+        <w:pStyle w:val="NormalWeb"/>
+      </w:pPr>
+      <w:r>
+        <w:t xml:space="preserve">If you show </w:t>
+      </w:r>
+      <w:r>
+        <w:rPr>
+          <w:rStyle w:val="Strong"/>
+          <w:rFonts w:eastAsiaTheme="majorEastAsia"/>
+        </w:rPr>
+        <w:t>before/after or template examples</w:t>
+      </w:r>
+      <w:r>
+        <w:t>, it strengthens the case.</w:t>
+      </w:r>
+    </w:p>
+    <w:p>
+      <w:pPr>
+        <w:pStyle w:val="NormalWeb"/>
+      </w:pPr>
+      <w:r>
+        <w:t xml:space="preserve">If your case studies explain </w:t>
+      </w:r>
+      <w:r>
+        <w:rPr>
+          <w:rStyle w:val="Strong"/>
+          <w:rFonts w:eastAsiaTheme="majorEastAsia"/>
+        </w:rPr>
+        <w:t>how you translated complex information into clear visuals</w:t>
+      </w:r>
+      <w:r>
+        <w:t>, that’s a strong signal.</w:t>
+      </w:r>
+    </w:p>
+    <w:p>
+      <w:pPr>
+        <w:pStyle w:val="NormalWeb"/>
+      </w:pPr>
+      <w:r>
+        <w:rPr>
+          <w:rStyle w:val="Strong"/>
+          <w:rFonts w:eastAsiaTheme="majorEastAsia"/>
+        </w:rPr>
+        <w:t>Amazon Ads Fizz</w:t>
+      </w:r>
+      <w:r>
+        <w:br/>
+      </w:r>
+      <w:r>
+        <w:rPr>
+          <w:rStyle w:val="Strong"/>
+          <w:rFonts w:eastAsiaTheme="majorEastAsia"/>
+        </w:rPr>
+        <w:t>TD Summer Reading</w:t>
+      </w:r>
+      <w:r>
+        <w:rPr>
+          <w:rStyle w:val="Strong"/>
+        </w:rPr>
+        <w:br/>
+      </w:r>
+      <w:r>
+        <w:t>But they will ask:</w:t>
+      </w:r>
+      <w:r>
+        <w:t xml:space="preserve"> </w:t>
+      </w:r>
+      <w:r>
+        <w:t>Were you executing within a system or building the system?</w:t>
+      </w:r>
+      <w:r>
+        <w:t xml:space="preserve"> -&gt; </w:t>
+      </w:r>
+      <w:r>
+        <w:t xml:space="preserve">Your narrative should emphasize </w:t>
+      </w:r>
+      <w:r>
+        <w:rPr>
+          <w:rStyle w:val="Strong"/>
+          <w:rFonts w:eastAsiaTheme="majorEastAsia"/>
+        </w:rPr>
+        <w:t>building scalable assets</w:t>
+      </w:r>
+      <w:r>
+        <w:t>, not just producing graphics.</w:t>
+      </w:r>
+    </w:p>
+    <w:p>
+      <w:pPr>
+        <w:pStyle w:val="NormalWeb"/>
+      </w:pPr>
+      <w:r>
+        <w:t>case studies should show collaboration like:</w:t>
+      </w:r>
+    </w:p>
+    <w:p>
+      <w:pPr>
+        <w:pStyle w:val="NormalWeb"/>
+        <w:numPr>
+          <w:ilvl w:val="0"/>
+          <w:numId w:val="1"/>
+        </w:numPr>
+      </w:pPr>
+      <w:r>
+        <w:t>working with marketing</w:t>
+      </w:r>
+    </w:p>
+    <w:p>
+      <w:pPr>
+        <w:pStyle w:val="NormalWeb"/>
+        <w:numPr>
+          <w:ilvl w:val="0"/>
+          <w:numId w:val="1"/>
+        </w:numPr>
+      </w:pPr>
+      <w:r>
+        <w:t>working with developers</w:t>
+      </w:r>
+    </w:p>
+    <w:p>
+      <w:pPr>
+        <w:pStyle w:val="NormalWeb"/>
+        <w:numPr>
+          <w:ilvl w:val="0"/>
+          <w:numId w:val="1"/>
+        </w:numPr>
+      </w:pPr>
+      <w:r>
+        <w:t>supporting product launches</w:t>
+      </w:r>
+    </w:p>
+    <w:p>
+      <w:pPr>
+        <w:pStyle w:val="NormalWeb"/>
+      </w:pPr>
+      <w:r>
+        <w:t>Fizz</w:t>
+      </w:r>
+    </w:p>
+    <w:p>
+      <w:pPr>
+        <w:spacing w:before="100" w:beforeAutospacing="1" w:after="100" w:afterAutospacing="1"/>
+        <w:outlineLvl w:val="2"/>
+        <w:rPr>
+          <w:rFonts w:ascii="Times New Roman" w:eastAsia="Times New Roman" w:hAnsi="Times New Roman" w:cs="Times New Roman"/>
+          <w:b/>
+          <w:bCs/>
+          <w:kern w:val="0"/>
+          <w:sz w:val="27"/>
+          <w:szCs w:val="27"/>
+          <w14:ligatures w14:val="none"/>
+        </w:rPr>
+      </w:pPr>
+      <w:r>
+        <w:rPr>
+          <w:rFonts w:ascii="Times New Roman" w:eastAsia="Times New Roman" w:hAnsi="Times New Roman" w:cs="Times New Roman"/>
+          <w:b/>
+          <w:bCs/>
+          <w:kern w:val="0"/>
+          <w:sz w:val="27"/>
+          <w:szCs w:val="27"/>
+          <w14:ligatures w14:val="none"/>
+        </w:rPr>
+        <w:t>Micro CTAs &amp; Presentation tips (for the page)</w:t>
+      </w:r>
+    </w:p>
+    <w:p>
+      <w:pPr>
+        <w:numPr>
+          <w:ilvl w:val="0"/>
+          <w:numId w:val="2"/>
+        </w:numPr>
+        <w:spacing w:before="100" w:beforeAutospacing="1" w:after="100" w:afterAutospacing="1"/>
+        <w:rPr>
+          <w:rFonts w:ascii="Times New Roman" w:eastAsia="Times New Roman" w:hAnsi="Times New Roman" w:cs="Times New Roman"/>
+          <w:kern w:val="0"/>
+          <w14:ligatures w14:val="none"/>
+        </w:rPr>
+      </w:pPr>
+      <w:r>
+        <w:rPr>
+          <w:rFonts w:ascii="Times New Roman" w:eastAsia="Times New Roman" w:hAnsi="Times New Roman" w:cs="Times New Roman"/>
+          <w:kern w:val="0"/>
+          <w14:ligatures w14:val="none"/>
+        </w:rPr>
+        <w:t xml:space="preserve">Add a short visual grid showing </w:t>
+      </w:r>
+      <w:r>
+        <w:rPr>
+          <w:rFonts w:ascii="Times New Roman" w:eastAsia="Times New Roman" w:hAnsi="Times New Roman" w:cs="Times New Roman"/>
+          <w:b/>
+          <w:bCs/>
+          <w:kern w:val="0"/>
+          <w14:ligatures w14:val="none"/>
+        </w:rPr>
+        <w:t>one example frame for each modular sequence</w:t>
+      </w:r>
+      <w:r>
+        <w:rPr>
+          <w:rFonts w:ascii="Times New Roman" w:eastAsia="Times New Roman" w:hAnsi="Times New Roman" w:cs="Times New Roman"/>
+          <w:kern w:val="0"/>
+          <w14:ligatures w14:val="none"/>
+        </w:rPr>
+        <w:t xml:space="preserve"> (intro / metrics / testimonial / outro) so reviewers see the system at a glance.</w:t>
+      </w:r>
+    </w:p>
+    <w:p>
+      <w:pPr>
+        <w:numPr>
+          <w:ilvl w:val="0"/>
+          <w:numId w:val="2"/>
+        </w:numPr>
+        <w:spacing w:before="100" w:beforeAutospacing="1" w:after="100" w:afterAutospacing="1"/>
+        <w:rPr>
+          <w:rFonts w:ascii="Times New Roman" w:eastAsia="Times New Roman" w:hAnsi="Times New Roman" w:cs="Times New Roman"/>
+          <w:kern w:val="0"/>
+          <w14:ligatures w14:val="none"/>
+        </w:rPr>
+      </w:pPr>
+      <w:r>
+        <w:rPr>
+          <w:rFonts w:ascii="Times New Roman" w:eastAsia="Times New Roman" w:hAnsi="Times New Roman" w:cs="Times New Roman"/>
+          <w:kern w:val="0"/>
+          <w14:ligatures w14:val="none"/>
+        </w:rPr>
+        <w:t xml:space="preserve">Add a single line clarifying your ownership: </w:t>
+      </w:r>
+      <w:r>
+        <w:rPr>
+          <w:rFonts w:ascii="Times New Roman" w:eastAsia="Times New Roman" w:hAnsi="Times New Roman" w:cs="Times New Roman"/>
+          <w:b/>
+          <w:bCs/>
+          <w:kern w:val="0"/>
+          <w14:ligatures w14:val="none"/>
+        </w:rPr>
+        <w:t>“Led motion system design and template build; collaborated with Amazon Ads content producers on rollout.”</w:t>
+      </w:r>
+    </w:p>
+    <w:p>
+      <w:pPr>
+        <w:numPr>
+          <w:ilvl w:val="0"/>
+          <w:numId w:val="2"/>
+        </w:numPr>
+        <w:spacing w:before="100" w:beforeAutospacing="1" w:after="100" w:afterAutospacing="1"/>
+        <w:rPr>
+          <w:rFonts w:ascii="Times New Roman" w:eastAsia="Times New Roman" w:hAnsi="Times New Roman" w:cs="Times New Roman"/>
+          <w:kern w:val="0"/>
+          <w14:ligatures w14:val="none"/>
+        </w:rPr>
+      </w:pPr>
+      <w:r>
+        <w:rPr>
+          <w:rFonts w:ascii="Times New Roman" w:eastAsia="Times New Roman" w:hAnsi="Times New Roman" w:cs="Times New Roman"/>
+          <w:kern w:val="0"/>
+          <w14:ligatures w14:val="none"/>
+        </w:rPr>
+        <w:t>If you have it, include a single short clip (muted autoplay thumbnail) or an animated GIF of the template in action — that sells operational design faster than words.</w:t>
+      </w:r>
+    </w:p>
+    <w:p>
+      <w:pPr>
+        <w:pStyle w:val="NormalWeb"/>
+      </w:pPr>
     </w:p>
     <w:p/>
     <w:sectPr>
@@ -1213,6 +1529,315 @@
     </w:sectPr>
   </w:body>
 </w:document>
+</file>
+
+<file path=word/numbering.xml><?xml version="1.0" encoding="utf-8"?>
+<w:numbering xmlns:wpc="http://schemas.microsoft.com/office/word/2010/wordprocessingCanvas" xmlns:cx="http://schemas.microsoft.com/office/drawing/2014/chartex" xmlns:cx1="http://schemas.microsoft.com/office/drawing/2015/9/8/chartex" xmlns:cx2="http://schemas.microsoft.com/office/drawing/2015/10/21/chartex" xmlns:cx3="http://schemas.microsoft.com/office/drawing/2016/5/9/chartex" xmlns:cx4="http://schemas.microsoft.com/office/drawing/2016/5/10/chartex" xmlns:cx5="http://schemas.microsoft.com/office/drawing/2016/5/11/chartex" xmlns:cx6="http://schemas.microsoft.com/office/drawing/2016/5/12/chartex" xmlns:cx7="http://schemas.microsoft.com/office/drawing/2016/5/13/chartex" xmlns:cx8="http://schemas.microsoft.com/office/drawing/2016/5/14/chartex" xmlns:mc="http://schemas.openxmlformats.org/markup-compatibility/2006" xmlns:aink="http://schemas.microsoft.com/office/drawing/2016/ink" xmlns:am3d="http://schemas.microsoft.com/office/drawing/2017/model3d" xmlns:o="urn:schemas-microsoft-com:office:office" xmlns:oel="http://schemas.microsoft.com/office/2019/extlst" xmlns:r="http://schemas.openxmlformats.org/officeDocument/2006/relationships" xmlns:m="http://schemas.openxmlformats.org/officeDocument/2006/math" xmlns:v="urn:schemas-microsoft-com:vml" xmlns:wp14="http://schemas.microsoft.com/office/word/2010/wordprocessingDrawing" xmlns:wp="http://schemas.openxmlformats.org/drawingml/2006/wordprocessingDrawing" xmlns:w10="urn:schemas-microsoft-com:office:word" xmlns:w="http://schemas.openxmlformats.org/wordprocessingml/2006/main" xmlns:w14="http://schemas.microsoft.com/office/word/2010/wordml" xmlns:w15="http://schemas.microsoft.com/office/word/2012/wordml" xmlns:w16cex="http://schemas.microsoft.com/office/word/2018/wordml/cex" xmlns:w16cid="http://schemas.microsoft.com/office/word/2016/wordml/cid" xmlns:w16="http://schemas.microsoft.com/office/word/2018/wordml" xmlns:w16du="http://schemas.microsoft.com/office/word/2023/wordml/word16du" xmlns:w16sdtdh="http://schemas.microsoft.com/office/word/2020/wordml/sdtdatahash" xmlns:w16sdtfl="http://schemas.microsoft.com/office/word/2024/wordml/sdtformatlock" xmlns:w16se="http://schemas.microsoft.com/office/word/2015/wordml/symex" xmlns:wpg="http://schemas.microsoft.com/office/word/2010/wordprocessingGroup" xmlns:wpi="http://schemas.microsoft.com/office/word/2010/wordprocessingInk" xmlns:wne="http://schemas.microsoft.com/office/word/2006/wordml" xmlns:wps="http://schemas.microsoft.com/office/word/2010/wordprocessingShape" mc:Ignorable="w14 w15 w16se w16cid w16 w16cex w16sdtdh w16sdtfl w16du wp14">
+  <w:abstractNum w:abstractNumId="0" w15:restartNumberingAfterBreak="0">
+    <w:nsid w:val="073B20E0"/>
+    <w:multiLevelType w:val="multilevel"/>
+    <w:tmpl w:val="F4DC33E0"/>
+    <w:lvl w:ilvl="0">
+      <w:start w:val="1"/>
+      <w:numFmt w:val="bullet"/>
+      <w:lvlText w:val=""/>
+      <w:lvlJc w:val="left"/>
+      <w:pPr>
+        <w:tabs>
+          <w:tab w:val="num" w:pos="720"/>
+        </w:tabs>
+        <w:ind w:left="720" w:hanging="360"/>
+      </w:pPr>
+      <w:rPr>
+        <w:rFonts w:ascii="Symbol" w:hAnsi="Symbol" w:hint="default"/>
+        <w:sz w:val="20"/>
+      </w:rPr>
+    </w:lvl>
+    <w:lvl w:ilvl="1" w:tentative="1">
+      <w:start w:val="1"/>
+      <w:numFmt w:val="bullet"/>
+      <w:lvlText w:val="o"/>
+      <w:lvlJc w:val="left"/>
+      <w:pPr>
+        <w:tabs>
+          <w:tab w:val="num" w:pos="1440"/>
+        </w:tabs>
+        <w:ind w:left="1440" w:hanging="360"/>
+      </w:pPr>
+      <w:rPr>
+        <w:rFonts w:ascii="Courier New" w:hAnsi="Courier New" w:hint="default"/>
+        <w:sz w:val="20"/>
+      </w:rPr>
+    </w:lvl>
+    <w:lvl w:ilvl="2" w:tentative="1">
+      <w:start w:val="1"/>
+      <w:numFmt w:val="bullet"/>
+      <w:lvlText w:val=""/>
+      <w:lvlJc w:val="left"/>
+      <w:pPr>
+        <w:tabs>
+          <w:tab w:val="num" w:pos="2160"/>
+        </w:tabs>
+        <w:ind w:left="2160" w:hanging="360"/>
+      </w:pPr>
+      <w:rPr>
+        <w:rFonts w:ascii="Wingdings" w:hAnsi="Wingdings" w:hint="default"/>
+        <w:sz w:val="20"/>
+      </w:rPr>
+    </w:lvl>
+    <w:lvl w:ilvl="3" w:tentative="1">
+      <w:start w:val="1"/>
+      <w:numFmt w:val="bullet"/>
+      <w:lvlText w:val=""/>
+      <w:lvlJc w:val="left"/>
+      <w:pPr>
+        <w:tabs>
+          <w:tab w:val="num" w:pos="2880"/>
+        </w:tabs>
+        <w:ind w:left="2880" w:hanging="360"/>
+      </w:pPr>
+      <w:rPr>
+        <w:rFonts w:ascii="Wingdings" w:hAnsi="Wingdings" w:hint="default"/>
+        <w:sz w:val="20"/>
+      </w:rPr>
+    </w:lvl>
+    <w:lvl w:ilvl="4" w:tentative="1">
+      <w:start w:val="1"/>
+      <w:numFmt w:val="bullet"/>
+      <w:lvlText w:val=""/>
+      <w:lvlJc w:val="left"/>
+      <w:pPr>
+        <w:tabs>
+          <w:tab w:val="num" w:pos="3600"/>
+        </w:tabs>
+        <w:ind w:left="3600" w:hanging="360"/>
+      </w:pPr>
+      <w:rPr>
+        <w:rFonts w:ascii="Wingdings" w:hAnsi="Wingdings" w:hint="default"/>
+        <w:sz w:val="20"/>
+      </w:rPr>
+    </w:lvl>
+    <w:lvl w:ilvl="5" w:tentative="1">
+      <w:start w:val="1"/>
+      <w:numFmt w:val="bullet"/>
+      <w:lvlText w:val=""/>
+      <w:lvlJc w:val="left"/>
+      <w:pPr>
+        <w:tabs>
+          <w:tab w:val="num" w:pos="4320"/>
+        </w:tabs>
+        <w:ind w:left="4320" w:hanging="360"/>
+      </w:pPr>
+      <w:rPr>
+        <w:rFonts w:ascii="Wingdings" w:hAnsi="Wingdings" w:hint="default"/>
+        <w:sz w:val="20"/>
+      </w:rPr>
+    </w:lvl>
+    <w:lvl w:ilvl="6" w:tentative="1">
+      <w:start w:val="1"/>
+      <w:numFmt w:val="bullet"/>
+      <w:lvlText w:val=""/>
+      <w:lvlJc w:val="left"/>
+      <w:pPr>
+        <w:tabs>
+          <w:tab w:val="num" w:pos="5040"/>
+        </w:tabs>
+        <w:ind w:left="5040" w:hanging="360"/>
+      </w:pPr>
+      <w:rPr>
+        <w:rFonts w:ascii="Wingdings" w:hAnsi="Wingdings" w:hint="default"/>
+        <w:sz w:val="20"/>
+      </w:rPr>
+    </w:lvl>
+    <w:lvl w:ilvl="7" w:tentative="1">
+      <w:start w:val="1"/>
+      <w:numFmt w:val="bullet"/>
+      <w:lvlText w:val=""/>
+      <w:lvlJc w:val="left"/>
+      <w:pPr>
+        <w:tabs>
+          <w:tab w:val="num" w:pos="5760"/>
+        </w:tabs>
+        <w:ind w:left="5760" w:hanging="360"/>
+      </w:pPr>
+      <w:rPr>
+        <w:rFonts w:ascii="Wingdings" w:hAnsi="Wingdings" w:hint="default"/>
+        <w:sz w:val="20"/>
+      </w:rPr>
+    </w:lvl>
+    <w:lvl w:ilvl="8" w:tentative="1">
+      <w:start w:val="1"/>
+      <w:numFmt w:val="bullet"/>
+      <w:lvlText w:val=""/>
+      <w:lvlJc w:val="left"/>
+      <w:pPr>
+        <w:tabs>
+          <w:tab w:val="num" w:pos="6480"/>
+        </w:tabs>
+        <w:ind w:left="6480" w:hanging="360"/>
+      </w:pPr>
+      <w:rPr>
+        <w:rFonts w:ascii="Wingdings" w:hAnsi="Wingdings" w:hint="default"/>
+        <w:sz w:val="20"/>
+      </w:rPr>
+    </w:lvl>
+  </w:abstractNum>
+  <w:abstractNum w:abstractNumId="1" w15:restartNumberingAfterBreak="0">
+    <w:nsid w:val="41FD3815"/>
+    <w:multiLevelType w:val="multilevel"/>
+    <w:tmpl w:val="639011BC"/>
+    <w:lvl w:ilvl="0">
+      <w:start w:val="1"/>
+      <w:numFmt w:val="bullet"/>
+      <w:lvlText w:val=""/>
+      <w:lvlJc w:val="left"/>
+      <w:pPr>
+        <w:tabs>
+          <w:tab w:val="num" w:pos="720"/>
+        </w:tabs>
+        <w:ind w:left="720" w:hanging="360"/>
+      </w:pPr>
+      <w:rPr>
+        <w:rFonts w:ascii="Symbol" w:hAnsi="Symbol" w:hint="default"/>
+        <w:sz w:val="20"/>
+      </w:rPr>
+    </w:lvl>
+    <w:lvl w:ilvl="1" w:tentative="1">
+      <w:start w:val="1"/>
+      <w:numFmt w:val="bullet"/>
+      <w:lvlText w:val="o"/>
+      <w:lvlJc w:val="left"/>
+      <w:pPr>
+        <w:tabs>
+          <w:tab w:val="num" w:pos="1440"/>
+        </w:tabs>
+        <w:ind w:left="1440" w:hanging="360"/>
+      </w:pPr>
+      <w:rPr>
+        <w:rFonts w:ascii="Courier New" w:hAnsi="Courier New" w:hint="default"/>
+        <w:sz w:val="20"/>
+      </w:rPr>
+    </w:lvl>
+    <w:lvl w:ilvl="2" w:tentative="1">
+      <w:start w:val="1"/>
+      <w:numFmt w:val="bullet"/>
+      <w:lvlText w:val=""/>
+      <w:lvlJc w:val="left"/>
+      <w:pPr>
+        <w:tabs>
+          <w:tab w:val="num" w:pos="2160"/>
+        </w:tabs>
+        <w:ind w:left="2160" w:hanging="360"/>
+      </w:pPr>
+      <w:rPr>
+        <w:rFonts w:ascii="Wingdings" w:hAnsi="Wingdings" w:hint="default"/>
+        <w:sz w:val="20"/>
+      </w:rPr>
+    </w:lvl>
+    <w:lvl w:ilvl="3" w:tentative="1">
+      <w:start w:val="1"/>
+      <w:numFmt w:val="bullet"/>
+      <w:lvlText w:val=""/>
+      <w:lvlJc w:val="left"/>
+      <w:pPr>
+        <w:tabs>
+          <w:tab w:val="num" w:pos="2880"/>
+        </w:tabs>
+        <w:ind w:left="2880" w:hanging="360"/>
+      </w:pPr>
+      <w:rPr>
+        <w:rFonts w:ascii="Wingdings" w:hAnsi="Wingdings" w:hint="default"/>
+        <w:sz w:val="20"/>
+      </w:rPr>
+    </w:lvl>
+    <w:lvl w:ilvl="4" w:tentative="1">
+      <w:start w:val="1"/>
+      <w:numFmt w:val="bullet"/>
+      <w:lvlText w:val=""/>
+      <w:lvlJc w:val="left"/>
+      <w:pPr>
+        <w:tabs>
+          <w:tab w:val="num" w:pos="3600"/>
+        </w:tabs>
+        <w:ind w:left="3600" w:hanging="360"/>
+      </w:pPr>
+      <w:rPr>
+        <w:rFonts w:ascii="Wingdings" w:hAnsi="Wingdings" w:hint="default"/>
+        <w:sz w:val="20"/>
+      </w:rPr>
+    </w:lvl>
+    <w:lvl w:ilvl="5" w:tentative="1">
+      <w:start w:val="1"/>
+      <w:numFmt w:val="bullet"/>
+      <w:lvlText w:val=""/>
+      <w:lvlJc w:val="left"/>
+      <w:pPr>
+        <w:tabs>
+          <w:tab w:val="num" w:pos="4320"/>
+        </w:tabs>
+        <w:ind w:left="4320" w:hanging="360"/>
+      </w:pPr>
+      <w:rPr>
+        <w:rFonts w:ascii="Wingdings" w:hAnsi="Wingdings" w:hint="default"/>
+        <w:sz w:val="20"/>
+      </w:rPr>
+    </w:lvl>
+    <w:lvl w:ilvl="6" w:tentative="1">
+      <w:start w:val="1"/>
+      <w:numFmt w:val="bullet"/>
+      <w:lvlText w:val=""/>
+      <w:lvlJc w:val="left"/>
+      <w:pPr>
+        <w:tabs>
+          <w:tab w:val="num" w:pos="5040"/>
+        </w:tabs>
+        <w:ind w:left="5040" w:hanging="360"/>
+      </w:pPr>
+      <w:rPr>
+        <w:rFonts w:ascii="Wingdings" w:hAnsi="Wingdings" w:hint="default"/>
+        <w:sz w:val="20"/>
+      </w:rPr>
+    </w:lvl>
+    <w:lvl w:ilvl="7" w:tentative="1">
+      <w:start w:val="1"/>
+      <w:numFmt w:val="bullet"/>
+      <w:lvlText w:val=""/>
+      <w:lvlJc w:val="left"/>
+      <w:pPr>
+        <w:tabs>
+          <w:tab w:val="num" w:pos="5760"/>
+        </w:tabs>
+        <w:ind w:left="5760" w:hanging="360"/>
+      </w:pPr>
+      <w:rPr>
+        <w:rFonts w:ascii="Wingdings" w:hAnsi="Wingdings" w:hint="default"/>
+        <w:sz w:val="20"/>
+      </w:rPr>
+    </w:lvl>
+    <w:lvl w:ilvl="8" w:tentative="1">
+      <w:start w:val="1"/>
+      <w:numFmt w:val="bullet"/>
+      <w:lvlText w:val=""/>
+      <w:lvlJc w:val="left"/>
+      <w:pPr>
+        <w:tabs>
+          <w:tab w:val="num" w:pos="6480"/>
+        </w:tabs>
+        <w:ind w:left="6480" w:hanging="360"/>
+      </w:pPr>
+      <w:rPr>
+        <w:rFonts w:ascii="Wingdings" w:hAnsi="Wingdings" w:hint="default"/>
+        <w:sz w:val="20"/>
+      </w:rPr>
+    </w:lvl>
+  </w:abstractNum>
+  <w:num w:numId="1" w16cid:durableId="812603360">
+    <w:abstractNumId w:val="0"/>
+  </w:num>
+  <w:num w:numId="2" w16cid:durableId="1563327268">
+    <w:abstractNumId w:val="1"/>
+  </w:num>
+</w:numbering>
 </file>
 
 <file path=word/styles.xml><?xml version="1.0" encoding="utf-8"?>
@@ -1662,7 +2287,6 @@
     <w:next w:val="Normal"/>
     <w:link w:val="Heading3Char"/>
     <w:uiPriority w:val="9"/>
-    <w:semiHidden/>
     <w:unhideWhenUsed/>
     <w:qFormat/>
     <w:rsid w:val="00504108"/>
@@ -1868,7 +2492,6 @@
     <w:basedOn w:val="DefaultParagraphFont"/>
     <w:link w:val="Heading3"/>
     <w:uiPriority w:val="9"/>
-    <w:semiHidden/>
     <w:rsid w:val="00504108"/>
     <w:rPr>
       <w:rFonts w:eastAsiaTheme="majorEastAsia" w:cstheme="majorBidi"/>
@@ -2152,6 +2775,25 @@
     <w:rPr>
       <w:b/>
       <w:bCs/>
+    </w:rPr>
+  </w:style>
+  <w:style w:type="paragraph" w:customStyle="1" w:styleId="BasicParagraph">
+    <w:name w:val="[Basic Paragraph]"/>
+    <w:basedOn w:val="Normal"/>
+    <w:uiPriority w:val="99"/>
+    <w:rsid w:val="000A4553"/>
+    <w:pPr>
+      <w:autoSpaceDE w:val="0"/>
+      <w:autoSpaceDN w:val="0"/>
+      <w:adjustRightInd w:val="0"/>
+      <w:spacing w:line="288" w:lineRule="auto"/>
+      <w:textAlignment w:val="center"/>
+    </w:pPr>
+    <w:rPr>
+      <w:rFonts w:ascii="MinionPro-Regular" w:hAnsi="MinionPro-Regular" w:cs="MinionPro-Regular"/>
+      <w:color w:val="000000"/>
+      <w:kern w:val="0"/>
+      <w:lang w:val="en-US"/>
     </w:rPr>
   </w:style>
 </w:styles>
